--- a/doc/詩/唐朝/顏真卿/顏真卿-勸學.docx
+++ b/doc/詩/唐朝/顏真卿/顏真卿-勸學.docx
@@ -1,6 +1,6 @@
 
 <file path=word/document.xml><?xml version="1.0" encoding="utf-8"?>
-<w:document xmlns:wpc="http://schemas.microsoft.com/office/word/2010/wordprocessingCanvas" xmlns:cx="http://schemas.microsoft.com/office/drawing/2014/chartex" xmlns:cx1="http://schemas.microsoft.com/office/drawing/2015/9/8/chartex" xmlns:cx2="http://schemas.microsoft.com/office/drawing/2015/10/21/chartex" xmlns:cx3="http://schemas.microsoft.com/office/drawing/2016/5/9/chartex" xmlns:cx4="http://schemas.microsoft.com/office/drawing/2016/5/10/chartex" xmlns:cx5="http://schemas.microsoft.com/office/drawing/2016/5/11/chartex" xmlns:cx6="http://schemas.microsoft.com/office/drawing/2016/5/12/chartex" xmlns:cx7="http://schemas.microsoft.com/office/drawing/2016/5/13/chartex" xmlns:cx8="http://schemas.microsoft.com/office/drawing/2016/5/14/chartex" xmlns:mc="http://schemas.openxmlformats.org/markup-compatibility/2006" xmlns:aink="http://schemas.microsoft.com/office/drawing/2016/ink" xmlns:am3d="http://schemas.microsoft.com/office/drawing/2017/model3d" xmlns:o="urn:schemas-microsoft-com:office:office" xmlns:oel="http://schemas.microsoft.com/office/2019/extlst" xmlns:r="http://schemas.openxmlformats.org/officeDocument/2006/relationships" xmlns:m="http://schemas.openxmlformats.org/officeDocument/2006/math" xmlns:v="urn:schemas-microsoft-com:vml" xmlns:wp14="http://schemas.microsoft.com/office/word/2010/wordprocessingDrawing" xmlns:wp="http://schemas.openxmlformats.org/drawingml/2006/wordprocessingDrawing" xmlns:w10="urn:schemas-microsoft-com:office:word" xmlns:w="http://schemas.openxmlformats.org/wordprocessingml/2006/main" xmlns:w14="http://schemas.microsoft.com/office/word/2010/wordml" xmlns:w15="http://schemas.microsoft.com/office/word/2012/wordml" xmlns:w16cex="http://schemas.microsoft.com/office/word/2018/wordml/cex" xmlns:w16cid="http://schemas.microsoft.com/office/word/2016/wordml/cid" xmlns:w16="http://schemas.microsoft.com/office/word/2018/wordml" xmlns:w16sdtdh="http://schemas.microsoft.com/office/word/2020/wordml/sdtdatahash" xmlns:w16se="http://schemas.microsoft.com/office/word/2015/wordml/symex" xmlns:wpg="http://schemas.microsoft.com/office/word/2010/wordprocessingGroup" xmlns:wpi="http://schemas.microsoft.com/office/word/2010/wordprocessingInk" xmlns:wne="http://schemas.microsoft.com/office/word/2006/wordml" xmlns:wps="http://schemas.microsoft.com/office/word/2010/wordprocessingShape" mc:Ignorable="w14 w15 w16se w16cid w16 w16cex w16sdtdh wp14">
+<w:document xmlns:wpc="http://schemas.microsoft.com/office/word/2010/wordprocessingCanvas" xmlns:cx="http://schemas.microsoft.com/office/drawing/2014/chartex" xmlns:cx1="http://schemas.microsoft.com/office/drawing/2015/9/8/chartex" xmlns:cx2="http://schemas.microsoft.com/office/drawing/2015/10/21/chartex" xmlns:cx3="http://schemas.microsoft.com/office/drawing/2016/5/9/chartex" xmlns:cx4="http://schemas.microsoft.com/office/drawing/2016/5/10/chartex" xmlns:cx5="http://schemas.microsoft.com/office/drawing/2016/5/11/chartex" xmlns:cx6="http://schemas.microsoft.com/office/drawing/2016/5/12/chartex" xmlns:cx7="http://schemas.microsoft.com/office/drawing/2016/5/13/chartex" xmlns:cx8="http://schemas.microsoft.com/office/drawing/2016/5/14/chartex" xmlns:mc="http://schemas.openxmlformats.org/markup-compatibility/2006" xmlns:aink="http://schemas.microsoft.com/office/drawing/2016/ink" xmlns:am3d="http://schemas.microsoft.com/office/drawing/2017/model3d" xmlns:o="urn:schemas-microsoft-com:office:office" xmlns:r="http://schemas.openxmlformats.org/officeDocument/2006/relationships" xmlns:m="http://schemas.openxmlformats.org/officeDocument/2006/math" xmlns:v="urn:schemas-microsoft-com:vml" xmlns:wp14="http://schemas.microsoft.com/office/word/2010/wordprocessingDrawing" xmlns:wp="http://schemas.openxmlformats.org/drawingml/2006/wordprocessingDrawing" xmlns:w10="urn:schemas-microsoft-com:office:word" xmlns:w="http://schemas.openxmlformats.org/wordprocessingml/2006/main" xmlns:w14="http://schemas.microsoft.com/office/word/2010/wordml" xmlns:w15="http://schemas.microsoft.com/office/word/2012/wordml" xmlns:w16cex="http://schemas.microsoft.com/office/word/2018/wordml/cex" xmlns:w16cid="http://schemas.microsoft.com/office/word/2016/wordml/cid" xmlns:w16="http://schemas.microsoft.com/office/word/2018/wordml" xmlns:w16sdtdh="http://schemas.microsoft.com/office/word/2020/wordml/sdtdatahash" xmlns:w16se="http://schemas.microsoft.com/office/word/2015/wordml/symex" xmlns:wpg="http://schemas.microsoft.com/office/word/2010/wordprocessingGroup" xmlns:wpi="http://schemas.microsoft.com/office/word/2010/wordprocessingInk" xmlns:wne="http://schemas.microsoft.com/office/word/2006/wordml" xmlns:wps="http://schemas.microsoft.com/office/word/2010/wordprocessingShape" mc:Ignorable="w14 w15 w16se w16cid w16 w16cex w16sdtdh wp14">
   <w:body>
     <w:p>
       <w:pPr>
@@ -100,9 +100,11 @@
           <w:szCs w:val="30"/>
         </w:rPr>
         <w:sectPr>
+          <w:footerReference w:type="default" r:id="rId8"/>
           <w:pgSz w:w="11906" w:h="16838"/>
-          <w:pgMar w:top="567" w:right="851" w:bottom="567" w:left="851" w:header="720" w:footer="720" w:gutter="0"/>
+          <w:pgMar w:top="567" w:right="851" w:bottom="567" w:left="851" w:header="720" w:footer="0" w:gutter="0"/>
           <w:cols w:space="720"/>
+          <w:docGrid w:linePitch="381"/>
         </w:sectPr>
       </w:pPr>
       <w:r>
@@ -161,8 +163,8 @@
           <w:ilvl w:val="0"/>
           <w:numId w:val="8"/>
         </w:numPr>
-        <w:spacing w:beforeLines="100" w:before="240" w:after="0" w:line="320" w:lineRule="exact"/>
-        <w:ind w:leftChars="0" w:left="482" w:right="0" w:hanging="482"/>
+        <w:spacing w:after="0" w:line="480" w:lineRule="exact"/>
+        <w:ind w:leftChars="0" w:left="425" w:right="0" w:hanging="425"/>
         <w:rPr>
           <w:rFonts w:cs="Arial"/>
           <w:color w:val="0F0F0F"/>
@@ -187,8 +189,8 @@
           <w:ilvl w:val="0"/>
           <w:numId w:val="8"/>
         </w:numPr>
-        <w:spacing w:beforeLines="100" w:before="240" w:after="0" w:line="320" w:lineRule="exact"/>
-        <w:ind w:leftChars="0" w:left="482" w:right="0" w:hanging="482"/>
+        <w:spacing w:after="0" w:line="480" w:lineRule="exact"/>
+        <w:ind w:leftChars="0" w:left="425" w:right="0" w:hanging="425"/>
         <w:rPr>
           <w:rFonts w:cs="Arial"/>
           <w:color w:val="0F0F0F"/>
@@ -213,8 +215,8 @@
           <w:ilvl w:val="0"/>
           <w:numId w:val="8"/>
         </w:numPr>
-        <w:spacing w:beforeLines="100" w:before="240" w:after="0" w:line="320" w:lineRule="exact"/>
-        <w:ind w:leftChars="0" w:left="482" w:right="0" w:hanging="482"/>
+        <w:spacing w:after="0" w:line="480" w:lineRule="exact"/>
+        <w:ind w:leftChars="0" w:left="425" w:right="0" w:hanging="425"/>
         <w:rPr>
           <w:rFonts w:cs="Arial"/>
           <w:color w:val="0F0F0F"/>
@@ -239,8 +241,8 @@
           <w:ilvl w:val="0"/>
           <w:numId w:val="8"/>
         </w:numPr>
-        <w:spacing w:beforeLines="100" w:before="240" w:after="0" w:line="320" w:lineRule="exact"/>
-        <w:ind w:leftChars="0" w:left="482" w:right="0" w:hanging="482"/>
+        <w:spacing w:after="0" w:line="480" w:lineRule="exact"/>
+        <w:ind w:leftChars="0" w:left="425" w:right="0" w:hanging="425"/>
         <w:rPr>
           <w:rFonts w:cs="Arial"/>
           <w:color w:val="0F0F0F"/>
@@ -282,85 +284,251 @@
       <w:pPr>
         <w:spacing w:beforeLines="50" w:before="120" w:after="0" w:line="480" w:lineRule="exact"/>
         <w:ind w:left="0" w:right="0" w:firstLine="0"/>
-        <w:rPr>
-          <w:sz w:val="32"/>
-          <w:szCs w:val="32"/>
-        </w:rPr>
-      </w:pPr>
-      <w:r>
-        <w:rPr>
-          <w:rFonts w:hint="eastAsia"/>
+        <w:jc w:val="both"/>
+        <w:rPr>
+          <w:spacing w:val="-4"/>
           <w:sz w:val="32"/>
           <w:szCs w:val="32"/>
           <w:u w:val="single"/>
         </w:rPr>
+      </w:pPr>
+      <w:r>
+        <w:rPr>
+          <w:rFonts w:hint="eastAsia"/>
+          <w:spacing w:val="-4"/>
+          <w:sz w:val="32"/>
+          <w:szCs w:val="32"/>
+          <w:u w:val="single"/>
+        </w:rPr>
         <w:t>顏真卿</w:t>
       </w:r>
       <w:r>
         <w:rPr>
           <w:rFonts w:hint="eastAsia"/>
+          <w:spacing w:val="-4"/>
+          <w:sz w:val="32"/>
+          <w:szCs w:val="32"/>
+        </w:rPr>
+        <w:t>（生於</w:t>
+      </w:r>
+      <w:r>
+        <w:rPr>
+          <w:spacing w:val="-4"/>
+          <w:sz w:val="32"/>
+          <w:szCs w:val="32"/>
+        </w:rPr>
+        <w:t>709年，卒年一說784年或785年），</w:t>
+      </w:r>
+      <w:proofErr w:type="gramStart"/>
+      <w:r>
+        <w:rPr>
+          <w:spacing w:val="-4"/>
+          <w:sz w:val="32"/>
+          <w:szCs w:val="32"/>
+        </w:rPr>
+        <w:t>字</w:t>
+      </w:r>
+      <w:r>
+        <w:rPr>
+          <w:spacing w:val="-4"/>
+          <w:sz w:val="32"/>
+          <w:szCs w:val="32"/>
+          <w:u w:val="single"/>
+        </w:rPr>
+        <w:t>清臣</w:t>
+      </w:r>
+      <w:proofErr w:type="gramEnd"/>
+      <w:r>
+        <w:rPr>
+          <w:spacing w:val="-4"/>
+          <w:sz w:val="32"/>
+          <w:szCs w:val="32"/>
+        </w:rPr>
+        <w:t>，</w:t>
+      </w:r>
+      <w:r>
+        <w:rPr>
+          <w:spacing w:val="-4"/>
+          <w:sz w:val="32"/>
+          <w:szCs w:val="32"/>
+          <w:u w:val="single"/>
+        </w:rPr>
+        <w:t>漢</w:t>
+      </w:r>
+      <w:r>
+        <w:rPr>
+          <w:spacing w:val="-4"/>
+          <w:sz w:val="32"/>
+          <w:szCs w:val="32"/>
+        </w:rPr>
+        <w:t>族，出生於</w:t>
+      </w:r>
+      <w:r>
+        <w:rPr>
+          <w:spacing w:val="-4"/>
+          <w:sz w:val="32"/>
+          <w:szCs w:val="32"/>
+          <w:u w:val="single"/>
+        </w:rPr>
+        <w:t>唐朝</w:t>
+      </w:r>
+      <w:r>
+        <w:rPr>
+          <w:rFonts w:hint="eastAsia"/>
+          <w:spacing w:val="-4"/>
+          <w:sz w:val="32"/>
+          <w:szCs w:val="32"/>
+        </w:rPr>
+        <w:t xml:space="preserve"> </w:t>
+      </w:r>
+      <w:r>
+        <w:rPr>
+          <w:spacing w:val="-4"/>
+          <w:sz w:val="32"/>
+          <w:szCs w:val="32"/>
+          <w:u w:val="single"/>
+        </w:rPr>
+        <w:t>京兆</w:t>
+      </w:r>
+      <w:r>
+        <w:rPr>
+          <w:rFonts w:hint="eastAsia"/>
+          <w:spacing w:val="-4"/>
+          <w:sz w:val="32"/>
+          <w:szCs w:val="32"/>
+        </w:rPr>
+        <w:t xml:space="preserve"> </w:t>
+      </w:r>
+      <w:proofErr w:type="gramStart"/>
+      <w:r>
+        <w:rPr>
+          <w:spacing w:val="-4"/>
+          <w:sz w:val="32"/>
+          <w:szCs w:val="32"/>
+          <w:u w:val="single"/>
+        </w:rPr>
+        <w:t>萬年</w:t>
+      </w:r>
+      <w:r>
+        <w:rPr>
+          <w:spacing w:val="-4"/>
           <w:sz w:val="32"/>
           <w:szCs w:val="32"/>
         </w:rPr>
         <w:t>（</w:t>
       </w:r>
-      <w:r>
-        <w:rPr>
-          <w:sz w:val="32"/>
-          <w:szCs w:val="32"/>
-        </w:rPr>
-        <w:t>709-784，一說709-785），</w:t>
+      <w:proofErr w:type="gramEnd"/>
+      <w:r>
+        <w:rPr>
+          <w:spacing w:val="-4"/>
+          <w:sz w:val="32"/>
+          <w:szCs w:val="32"/>
+        </w:rPr>
+        <w:t>今</w:t>
+      </w:r>
+      <w:r>
+        <w:rPr>
+          <w:spacing w:val="-4"/>
+          <w:sz w:val="32"/>
+          <w:szCs w:val="32"/>
+          <w:u w:val="single"/>
+        </w:rPr>
+        <w:t>陝西</w:t>
+      </w:r>
+      <w:r>
+        <w:rPr>
+          <w:rFonts w:hint="eastAsia"/>
+          <w:spacing w:val="-4"/>
+          <w:sz w:val="32"/>
+          <w:szCs w:val="32"/>
+        </w:rPr>
+        <w:t xml:space="preserve"> </w:t>
+      </w:r>
+      <w:r>
+        <w:rPr>
+          <w:spacing w:val="-4"/>
+          <w:sz w:val="32"/>
+          <w:szCs w:val="32"/>
+          <w:u w:val="single"/>
+        </w:rPr>
+        <w:t>西安</w:t>
+      </w:r>
+      <w:r>
+        <w:rPr>
+          <w:spacing w:val="-4"/>
+          <w:sz w:val="32"/>
+          <w:szCs w:val="32"/>
+        </w:rPr>
+        <w:t>），祖籍</w:t>
+      </w:r>
+      <w:r>
+        <w:rPr>
+          <w:spacing w:val="-4"/>
+          <w:sz w:val="32"/>
+          <w:szCs w:val="32"/>
+          <w:u w:val="single"/>
+        </w:rPr>
+        <w:t>唐</w:t>
+      </w:r>
+      <w:r>
+        <w:rPr>
+          <w:rFonts w:hint="eastAsia"/>
+          <w:spacing w:val="-4"/>
+          <w:sz w:val="32"/>
+          <w:szCs w:val="32"/>
+        </w:rPr>
+        <w:t xml:space="preserve"> </w:t>
       </w:r>
       <w:proofErr w:type="gramStart"/>
       <w:r>
         <w:rPr>
-          <w:sz w:val="32"/>
-          <w:szCs w:val="32"/>
-        </w:rPr>
-        <w:t>字</w:t>
-      </w:r>
-      <w:r>
-        <w:rPr>
+          <w:spacing w:val="-4"/>
           <w:sz w:val="32"/>
           <w:szCs w:val="32"/>
           <w:u w:val="single"/>
         </w:rPr>
-        <w:t>清臣</w:t>
+        <w:t>琅琊</w:t>
       </w:r>
       <w:proofErr w:type="gramEnd"/>
       <w:r>
         <w:rPr>
-          <w:sz w:val="32"/>
-          <w:szCs w:val="32"/>
-        </w:rPr>
-        <w:t>，</w:t>
-      </w:r>
-      <w:r>
-        <w:rPr>
+          <w:rFonts w:hint="eastAsia"/>
+          <w:spacing w:val="-4"/>
+          <w:sz w:val="32"/>
+          <w:szCs w:val="32"/>
+        </w:rPr>
+        <w:t xml:space="preserve"> </w:t>
+      </w:r>
+      <w:r>
+        <w:rPr>
+          <w:spacing w:val="-4"/>
           <w:sz w:val="32"/>
           <w:szCs w:val="32"/>
           <w:u w:val="single"/>
         </w:rPr>
-        <w:t>漢</w:t>
-      </w:r>
-      <w:r>
-        <w:rPr>
-          <w:sz w:val="32"/>
-          <w:szCs w:val="32"/>
-        </w:rPr>
-        <w:t>族，</w:t>
-      </w:r>
-      <w:r>
-        <w:rPr>
+        <w:t>臨沂</w:t>
+      </w:r>
+      <w:r>
+        <w:rPr>
+          <w:spacing w:val="-4"/>
+          <w:sz w:val="32"/>
+          <w:szCs w:val="32"/>
+        </w:rPr>
+        <w:t>（今</w:t>
+      </w:r>
+      <w:r>
+        <w:rPr>
+          <w:spacing w:val="-4"/>
           <w:sz w:val="32"/>
           <w:szCs w:val="32"/>
           <w:u w:val="single"/>
         </w:rPr>
-        <w:t>唐</w:t>
-      </w:r>
-      <w:r>
-        <w:rPr>
-          <w:rFonts w:hint="eastAsia"/>
+        <w:t>山東</w:t>
+      </w:r>
+      <w:r>
+        <w:rPr>
+          <w:rFonts w:hint="eastAsia"/>
+          <w:spacing w:val="-4"/>
           <w:sz w:val="32"/>
           <w:szCs w:val="32"/>
         </w:rPr>
@@ -368,232 +536,136 @@
       </w:r>
       <w:r>
         <w:rPr>
+          <w:spacing w:val="-4"/>
           <w:sz w:val="32"/>
           <w:szCs w:val="32"/>
           <w:u w:val="single"/>
         </w:rPr>
-        <w:t>京兆</w:t>
-      </w:r>
-      <w:r>
-        <w:rPr>
-          <w:rFonts w:hint="eastAsia"/>
+        <w:t>臨沂</w:t>
+      </w:r>
+      <w:r>
+        <w:rPr>
+          <w:spacing w:val="-4"/>
+          <w:sz w:val="32"/>
+          <w:szCs w:val="32"/>
+        </w:rPr>
+        <w:t>），是</w:t>
+      </w:r>
+      <w:r>
+        <w:rPr>
+          <w:spacing w:val="-4"/>
+          <w:sz w:val="32"/>
+          <w:szCs w:val="32"/>
+          <w:u w:val="single"/>
+        </w:rPr>
+        <w:t>中國</w:t>
+      </w:r>
+      <w:r>
+        <w:rPr>
+          <w:rFonts w:hint="eastAsia"/>
+          <w:spacing w:val="-4"/>
           <w:sz w:val="32"/>
           <w:szCs w:val="32"/>
         </w:rPr>
         <w:t xml:space="preserve"> </w:t>
       </w:r>
+      <w:r>
+        <w:rPr>
+          <w:spacing w:val="-4"/>
+          <w:sz w:val="32"/>
+          <w:szCs w:val="32"/>
+          <w:u w:val="single"/>
+        </w:rPr>
+        <w:t>唐代</w:t>
+      </w:r>
+      <w:r>
+        <w:rPr>
+          <w:spacing w:val="-4"/>
+          <w:sz w:val="32"/>
+          <w:szCs w:val="32"/>
+        </w:rPr>
+        <w:t>著名書法家。作為</w:t>
+      </w:r>
+      <w:r>
+        <w:rPr>
+          <w:spacing w:val="-4"/>
+          <w:sz w:val="32"/>
+          <w:szCs w:val="32"/>
+          <w:u w:val="single"/>
+        </w:rPr>
+        <w:t>唐代</w:t>
+      </w:r>
+      <w:r>
+        <w:rPr>
+          <w:spacing w:val="-4"/>
+          <w:sz w:val="32"/>
+          <w:szCs w:val="32"/>
+        </w:rPr>
+        <w:t>中期的重要書法家，他創立了獨具風格的「顏體」楷書，與</w:t>
+      </w:r>
+      <w:r>
+        <w:rPr>
+          <w:spacing w:val="-4"/>
+          <w:sz w:val="32"/>
+          <w:szCs w:val="32"/>
+          <w:u w:val="single"/>
+        </w:rPr>
+        <w:t>趙孟</w:t>
+      </w:r>
       <w:proofErr w:type="gramStart"/>
       <w:r>
         <w:rPr>
+          <w:spacing w:val="-4"/>
           <w:sz w:val="32"/>
           <w:szCs w:val="32"/>
           <w:u w:val="single"/>
         </w:rPr>
-        <w:t>萬年</w:t>
-      </w:r>
-      <w:r>
-        <w:rPr>
-          <w:sz w:val="32"/>
-          <w:szCs w:val="32"/>
-        </w:rPr>
-        <w:t>（</w:t>
+        <w:t>頫</w:t>
       </w:r>
       <w:proofErr w:type="gramEnd"/>
       <w:r>
         <w:rPr>
-          <w:sz w:val="32"/>
-          <w:szCs w:val="32"/>
-        </w:rPr>
-        <w:t>今</w:t>
-      </w:r>
-      <w:r>
-        <w:rPr>
-          <w:sz w:val="32"/>
-          <w:szCs w:val="32"/>
-          <w:u w:val="single"/>
-        </w:rPr>
-        <w:t>陝西</w:t>
-      </w:r>
-      <w:r>
-        <w:rPr>
-          <w:rFonts w:hint="eastAsia"/>
-          <w:sz w:val="32"/>
-          <w:szCs w:val="32"/>
-        </w:rPr>
-        <w:t xml:space="preserve"> </w:t>
-      </w:r>
-      <w:r>
-        <w:rPr>
-          <w:sz w:val="32"/>
-          <w:szCs w:val="32"/>
-          <w:u w:val="single"/>
-        </w:rPr>
-        <w:t>西安</w:t>
-      </w:r>
-      <w:r>
-        <w:rPr>
-          <w:sz w:val="32"/>
-          <w:szCs w:val="32"/>
-        </w:rPr>
-        <w:t>）人，祖籍</w:t>
-      </w:r>
-      <w:r>
-        <w:rPr>
-          <w:sz w:val="32"/>
-          <w:szCs w:val="32"/>
-          <w:u w:val="single"/>
-        </w:rPr>
-        <w:t>唐</w:t>
-      </w:r>
-      <w:r>
-        <w:rPr>
-          <w:rFonts w:hint="eastAsia"/>
-          <w:sz w:val="32"/>
-          <w:szCs w:val="32"/>
-        </w:rPr>
-        <w:t xml:space="preserve"> </w:t>
+          <w:rFonts w:hint="eastAsia"/>
+          <w:spacing w:val="-4"/>
+          <w:sz w:val="32"/>
+          <w:szCs w:val="32"/>
+        </w:rPr>
+        <w:t>(</w:t>
       </w:r>
       <w:proofErr w:type="gramStart"/>
       <w:r>
         <w:rPr>
-          <w:sz w:val="32"/>
-          <w:szCs w:val="32"/>
-          <w:u w:val="single"/>
-        </w:rPr>
-        <w:t>琅琊</w:t>
-      </w:r>
-      <w:proofErr w:type="gramEnd"/>
-      <w:r>
-        <w:rPr>
-          <w:rFonts w:hint="eastAsia"/>
-          <w:sz w:val="32"/>
-          <w:szCs w:val="32"/>
-        </w:rPr>
-        <w:t xml:space="preserve"> </w:t>
-      </w:r>
-      <w:r>
-        <w:rPr>
-          <w:sz w:val="32"/>
-          <w:szCs w:val="32"/>
-          <w:u w:val="single"/>
-        </w:rPr>
-        <w:t>臨沂</w:t>
-      </w:r>
-      <w:r>
-        <w:rPr>
-          <w:sz w:val="32"/>
-          <w:szCs w:val="32"/>
-        </w:rPr>
-        <w:t>（今</w:t>
-      </w:r>
-      <w:r>
-        <w:rPr>
-          <w:sz w:val="32"/>
-          <w:szCs w:val="32"/>
-          <w:u w:val="single"/>
-        </w:rPr>
-        <w:t>山東</w:t>
-      </w:r>
-      <w:r>
-        <w:rPr>
-          <w:rFonts w:hint="eastAsia"/>
-          <w:sz w:val="32"/>
-          <w:szCs w:val="32"/>
-        </w:rPr>
-        <w:t xml:space="preserve"> </w:t>
-      </w:r>
-      <w:r>
-        <w:rPr>
-          <w:sz w:val="32"/>
-          <w:szCs w:val="32"/>
-          <w:u w:val="single"/>
-        </w:rPr>
-        <w:t>臨沂</w:t>
-      </w:r>
-      <w:r>
-        <w:rPr>
-          <w:sz w:val="32"/>
-          <w:szCs w:val="32"/>
-        </w:rPr>
-        <w:t>），</w:t>
-      </w:r>
-      <w:r>
-        <w:rPr>
-          <w:sz w:val="32"/>
-          <w:szCs w:val="32"/>
-          <w:u w:val="single"/>
-        </w:rPr>
-        <w:t>中國唐</w:t>
-      </w:r>
-      <w:r>
-        <w:rPr>
-          <w:sz w:val="32"/>
-          <w:szCs w:val="32"/>
-        </w:rPr>
-        <w:t xml:space="preserve">代書法家。 </w:t>
-      </w:r>
-      <w:r>
-        <w:rPr>
-          <w:sz w:val="32"/>
-          <w:szCs w:val="32"/>
-          <w:u w:val="single"/>
-        </w:rPr>
-        <w:t>唐</w:t>
-      </w:r>
-      <w:r>
-        <w:rPr>
-          <w:sz w:val="32"/>
-          <w:szCs w:val="32"/>
-        </w:rPr>
-        <w:t>代中期傑出書法家。他創立的“顏體”楷書與</w:t>
-      </w:r>
-      <w:r>
-        <w:rPr>
-          <w:sz w:val="32"/>
-          <w:szCs w:val="32"/>
-          <w:u w:val="single"/>
-        </w:rPr>
-        <w:t>趙孟</w:t>
-      </w:r>
-      <w:proofErr w:type="gramStart"/>
-      <w:r>
-        <w:rPr>
-          <w:sz w:val="32"/>
-          <w:szCs w:val="32"/>
-          <w:u w:val="single"/>
-        </w:rPr>
-        <w:t>頫</w:t>
-      </w:r>
-      <w:proofErr w:type="gramEnd"/>
-      <w:r>
-        <w:rPr>
-          <w:rFonts w:hint="eastAsia"/>
-          <w:sz w:val="20"/>
-          <w:szCs w:val="20"/>
-        </w:rPr>
-        <w:t>(</w:t>
-      </w:r>
-      <w:proofErr w:type="gramStart"/>
-      <w:r>
-        <w:rPr>
           <w:rFonts w:hint="eastAsia"/>
           <w:color w:val="FF0000"/>
+          <w:spacing w:val="-4"/>
           <w:sz w:val="16"/>
           <w:szCs w:val="16"/>
         </w:rPr>
-        <w:t>ㄈㄨˇ</w:t>
+        <w:t>ㄈㄨ</w:t>
+      </w:r>
+      <w:r>
+        <w:rPr>
+          <w:rFonts w:hint="eastAsia"/>
+          <w:color w:val="FF0000"/>
+          <w:spacing w:val="-4"/>
+          <w:sz w:val="16"/>
+          <w:szCs w:val="16"/>
+        </w:rPr>
+        <w:t>ˇ</w:t>
       </w:r>
       <w:proofErr w:type="gramEnd"/>
       <w:r>
         <w:rPr>
           <w:rFonts w:hint="eastAsia"/>
-          <w:sz w:val="20"/>
-          <w:szCs w:val="20"/>
+          <w:spacing w:val="-4"/>
+          <w:sz w:val="32"/>
+          <w:szCs w:val="32"/>
         </w:rPr>
         <w:t>)</w:t>
       </w:r>
       <w:r>
         <w:rPr>
+          <w:spacing w:val="-4"/>
           <w:sz w:val="32"/>
           <w:szCs w:val="32"/>
         </w:rPr>
@@ -601,6 +673,7 @@
       </w:r>
       <w:r>
         <w:rPr>
+          <w:spacing w:val="-4"/>
           <w:sz w:val="32"/>
           <w:szCs w:val="32"/>
           <w:u w:val="single"/>
@@ -609,6 +682,7 @@
       </w:r>
       <w:r>
         <w:rPr>
+          <w:spacing w:val="-4"/>
           <w:sz w:val="32"/>
           <w:szCs w:val="32"/>
         </w:rPr>
@@ -616,6 +690,7 @@
       </w:r>
       <w:r>
         <w:rPr>
+          <w:spacing w:val="-4"/>
           <w:sz w:val="32"/>
           <w:szCs w:val="32"/>
           <w:u w:val="single"/>
@@ -624,10 +699,11 @@
       </w:r>
       <w:r>
         <w:rPr>
-          <w:sz w:val="32"/>
-          <w:szCs w:val="32"/>
-        </w:rPr>
-        <w:t>並稱“楷書四大家”。</w:t>
+          <w:spacing w:val="-4"/>
+          <w:sz w:val="32"/>
+          <w:szCs w:val="32"/>
+        </w:rPr>
+        <w:t>並列為楷書四大家。</w:t>
       </w:r>
     </w:p>
     <w:p>
@@ -652,15 +728,16 @@
         </w:rPr>
         <w:t>語譯</w:t>
       </w:r>
-      <w:hyperlink r:id="rId8" w:tgtFrame="_blank" w:history="1"/>
-      <w:hyperlink r:id="rId9" w:history="1"/>
+      <w:hyperlink r:id="rId9" w:tgtFrame="_blank" w:history="1"/>
       <w:hyperlink r:id="rId10" w:history="1"/>
       <w:hyperlink r:id="rId11" w:history="1"/>
+      <w:hyperlink r:id="rId12" w:history="1"/>
     </w:p>
     <w:p>
       <w:pPr>
         <w:spacing w:after="0" w:line="480" w:lineRule="exact"/>
         <w:ind w:left="-6" w:right="0" w:hanging="11"/>
+        <w:jc w:val="both"/>
         <w:rPr>
           <w:sz w:val="32"/>
           <w:szCs w:val="32"/>
@@ -680,7 +757,7 @@
           <w:sz w:val="32"/>
           <w:szCs w:val="32"/>
         </w:rPr>
-        <w:t>每天三更半夜到雞啼叫的時候，是男孩子們讀書的最好時間，少年時代要知道發憤苦讀，勤奮學習。但如果只知道玩，不知道要好好學習，到老的時候才後悔自己年少時爲什麼不知道要勤奮學習。</w:t>
+        <w:t>半夜三更還點著燈讀書，清晨五更時分雞已經啼叫，正是年輕人努力讀書、用功學習的時候。年輕時如果不知道要及早勤奮讀書，等到頭髮變白、年紀老了，才後悔當初讀書太晚、沒有好好把握時間學習。</w:t>
       </w:r>
     </w:p>
     <w:p>
@@ -707,18 +784,19 @@
       <w:pPr>
         <w:spacing w:after="0" w:line="480" w:lineRule="exact"/>
         <w:ind w:left="-6" w:right="0" w:hanging="11"/>
-        <w:rPr>
-          <w:sz w:val="32"/>
-          <w:szCs w:val="32"/>
-        </w:rPr>
-      </w:pPr>
-      <w:r>
-        <w:rPr>
-          <w:rFonts w:hint="eastAsia"/>
-          <w:sz w:val="32"/>
-          <w:szCs w:val="32"/>
-        </w:rPr>
-        <w:t>《勸學》是</w:t>
+        <w:jc w:val="both"/>
+        <w:rPr>
+          <w:sz w:val="32"/>
+          <w:szCs w:val="32"/>
+        </w:rPr>
+      </w:pPr>
+      <w:r>
+        <w:rPr>
+          <w:rFonts w:hint="eastAsia"/>
+          <w:sz w:val="32"/>
+          <w:szCs w:val="32"/>
+        </w:rPr>
+        <w:t xml:space="preserve">　　</w:t>
       </w:r>
       <w:r>
         <w:rPr>
@@ -727,23 +805,6 @@
           <w:szCs w:val="32"/>
           <w:u w:val="single"/>
         </w:rPr>
-        <w:t>唐</w:t>
-      </w:r>
-      <w:r>
-        <w:rPr>
-          <w:rFonts w:hint="eastAsia"/>
-          <w:sz w:val="32"/>
-          <w:szCs w:val="32"/>
-        </w:rPr>
-        <w:t>朝詩人</w:t>
-      </w:r>
-      <w:r>
-        <w:rPr>
-          <w:rFonts w:hint="eastAsia"/>
-          <w:sz w:val="32"/>
-          <w:szCs w:val="32"/>
-          <w:u w:val="single"/>
-        </w:rPr>
         <w:t>顏真卿</w:t>
       </w:r>
       <w:r>
@@ -752,54 +813,665 @@
           <w:sz w:val="32"/>
           <w:szCs w:val="32"/>
         </w:rPr>
-        <w:t>所寫的一首古詩。勸勉青少年要珍惜少壯年華，少年時代要知道發憤苦讀，勤奮學習，有所作爲，否則，等到老了再想讀書就遲了，後悔已晚，應該珍惜時光。使孩子初步理解人生短暫，從而提高學習的積極性。詩歌以短短的</w:t>
-      </w:r>
-      <w:r>
-        <w:rPr>
-          <w:sz w:val="32"/>
-          <w:szCs w:val="32"/>
-        </w:rPr>
-        <w:t>28個字便揭示了這個深刻的道理，</w:t>
+        <w:t>《勸學》是一首勉勵人勤奮讀書、珍惜光陰的詩。</w:t>
       </w:r>
       <w:proofErr w:type="gramStart"/>
       <w:r>
         <w:rPr>
-          <w:sz w:val="32"/>
-          <w:szCs w:val="32"/>
-        </w:rPr>
-        <w:t>達到了催人</w:t>
+          <w:rFonts w:hint="eastAsia"/>
+          <w:sz w:val="32"/>
+          <w:szCs w:val="32"/>
+        </w:rPr>
+        <w:t>全詩只有</w:t>
       </w:r>
       <w:proofErr w:type="gramEnd"/>
       <w:r>
         <w:rPr>
-          <w:sz w:val="32"/>
-          <w:szCs w:val="32"/>
-        </w:rPr>
-        <w:t>奮進的效果。</w:t>
+          <w:rFonts w:hint="eastAsia"/>
+          <w:sz w:val="32"/>
+          <w:szCs w:val="32"/>
+        </w:rPr>
+        <w:t>四句，語言簡潔明白，卻</w:t>
+      </w:r>
+      <w:r>
+        <w:rPr>
+          <w:rFonts w:hint="eastAsia"/>
+          <w:b/>
+          <w:bCs/>
+          <w:sz w:val="32"/>
+          <w:szCs w:val="32"/>
+        </w:rPr>
+        <w:t>蘊含</w:t>
+      </w:r>
+      <w:r>
+        <w:rPr>
+          <w:rFonts w:hint="eastAsia"/>
+          <w:sz w:val="32"/>
+          <w:szCs w:val="32"/>
+        </w:rPr>
+        <w:t>深刻的人生道理，因此流傳甚廣，成為歷來勸人用功讀書的名句。</w:t>
       </w:r>
     </w:p>
     <w:p>
       <w:pPr>
         <w:spacing w:after="0" w:line="480" w:lineRule="exact"/>
         <w:ind w:left="-6" w:right="0" w:hanging="11"/>
-        <w:rPr>
-          <w:sz w:val="32"/>
-          <w:szCs w:val="32"/>
-        </w:rPr>
-      </w:pPr>
+        <w:jc w:val="both"/>
+        <w:rPr>
+          <w:sz w:val="32"/>
+          <w:szCs w:val="32"/>
+        </w:rPr>
+      </w:pPr>
+      <w:r>
+        <w:rPr>
+          <w:rFonts w:hint="eastAsia"/>
+          <w:sz w:val="32"/>
+          <w:szCs w:val="32"/>
+        </w:rPr>
+        <w:t xml:space="preserve">　　</w:t>
+      </w:r>
+      <w:r>
+        <w:rPr>
+          <w:rFonts w:hint="eastAsia"/>
+          <w:sz w:val="32"/>
+          <w:szCs w:val="32"/>
+        </w:rPr>
+        <w:t>詩的前兩句「三更燈火五更雞，正是男兒讀書時」，描寫古人勤學苦讀的情景。「三更」是深夜，「五更」則是接近天明的時候。詩人以夜深仍點燈讀書、清晨</w:t>
+      </w:r>
+      <w:proofErr w:type="gramStart"/>
+      <w:r>
+        <w:rPr>
+          <w:rFonts w:hint="eastAsia"/>
+          <w:sz w:val="32"/>
+          <w:szCs w:val="32"/>
+        </w:rPr>
+        <w:t>雞鳴即起</w:t>
+      </w:r>
+      <w:proofErr w:type="gramEnd"/>
+      <w:r>
+        <w:rPr>
+          <w:rFonts w:hint="eastAsia"/>
+          <w:sz w:val="32"/>
+          <w:szCs w:val="32"/>
+        </w:rPr>
+        <w:t>的畫面，呈現出刻苦學習的精神。這兩句不僅描繪出時間的推移，也展現出讀書人勤奮</w:t>
+      </w:r>
+      <w:r>
+        <w:rPr>
+          <w:rFonts w:hint="eastAsia"/>
+          <w:b/>
+          <w:bCs/>
+          <w:sz w:val="32"/>
+          <w:szCs w:val="32"/>
+        </w:rPr>
+        <w:t>不懈</w:t>
+      </w:r>
+      <w:r>
+        <w:rPr>
+          <w:rFonts w:hint="eastAsia"/>
+          <w:sz w:val="32"/>
+          <w:szCs w:val="32"/>
+        </w:rPr>
+        <w:t>的態度，營造出一種努力向學的氛圍，提醒年輕人應把握寶貴時光，在精力充沛的年少時期努力學習。</w:t>
+      </w:r>
+    </w:p>
+    <w:p>
+      <w:pPr>
+        <w:spacing w:after="0" w:line="480" w:lineRule="exact"/>
+        <w:ind w:left="-6" w:right="0" w:hanging="11"/>
+        <w:jc w:val="both"/>
+        <w:rPr>
+          <w:sz w:val="32"/>
+          <w:szCs w:val="32"/>
+        </w:rPr>
+      </w:pPr>
+      <w:r>
+        <w:rPr>
+          <w:rFonts w:hint="eastAsia"/>
+          <w:sz w:val="32"/>
+          <w:szCs w:val="32"/>
+        </w:rPr>
+        <w:t xml:space="preserve">　　</w:t>
+      </w:r>
+      <w:r>
+        <w:rPr>
+          <w:rFonts w:hint="eastAsia"/>
+          <w:sz w:val="32"/>
+          <w:szCs w:val="32"/>
+        </w:rPr>
+        <w:t>後兩句「黑髮不知勤學早，</w:t>
+      </w:r>
+      <w:proofErr w:type="gramStart"/>
+      <w:r>
+        <w:rPr>
+          <w:rFonts w:hint="eastAsia"/>
+          <w:sz w:val="32"/>
+          <w:szCs w:val="32"/>
+        </w:rPr>
+        <w:t>白首方悔讀書</w:t>
+      </w:r>
+      <w:proofErr w:type="gramEnd"/>
+      <w:r>
+        <w:rPr>
+          <w:rFonts w:hint="eastAsia"/>
+          <w:sz w:val="32"/>
+          <w:szCs w:val="32"/>
+        </w:rPr>
+        <w:t>遲」則轉為直接的</w:t>
+      </w:r>
+      <w:r>
+        <w:rPr>
+          <w:rFonts w:hint="eastAsia"/>
+          <w:b/>
+          <w:bCs/>
+          <w:sz w:val="32"/>
+          <w:szCs w:val="32"/>
+        </w:rPr>
+        <w:t>勸誡</w:t>
+      </w:r>
+      <w:r>
+        <w:rPr>
+          <w:rFonts w:hint="eastAsia"/>
+          <w:sz w:val="32"/>
+          <w:szCs w:val="32"/>
+        </w:rPr>
+        <w:t>。詩人以「黑髮」象徵年輕，「白首」象徵年老，形成鮮明的對比。意思是說，人們在年輕時往往不懂得珍惜時間，不知道及早勤奮讀書；等到年</w:t>
+      </w:r>
+      <w:r>
+        <w:rPr>
+          <w:rFonts w:hint="eastAsia"/>
+          <w:sz w:val="32"/>
+          <w:szCs w:val="32"/>
+        </w:rPr>
+        <w:lastRenderedPageBreak/>
+        <w:t>老</w:t>
+      </w:r>
+      <w:proofErr w:type="gramStart"/>
+      <w:r>
+        <w:rPr>
+          <w:rFonts w:hint="eastAsia"/>
+          <w:sz w:val="32"/>
+          <w:szCs w:val="32"/>
+        </w:rPr>
+        <w:t>髮白時</w:t>
+      </w:r>
+      <w:proofErr w:type="gramEnd"/>
+      <w:r>
+        <w:rPr>
+          <w:rFonts w:hint="eastAsia"/>
+          <w:sz w:val="32"/>
+          <w:szCs w:val="32"/>
+        </w:rPr>
+        <w:t>，才後悔當初沒有好好學習。這種以人生不同階段作對比的寫法，使道理更加深刻，也更容易引起讀者的共鳴。</w:t>
+      </w:r>
+    </w:p>
+    <w:p>
+      <w:pPr>
+        <w:spacing w:after="0" w:line="480" w:lineRule="exact"/>
+        <w:ind w:left="-6" w:right="0" w:hanging="11"/>
+        <w:jc w:val="both"/>
+        <w:rPr>
+          <w:sz w:val="32"/>
+          <w:szCs w:val="32"/>
+        </w:rPr>
+      </w:pPr>
+      <w:r>
+        <w:rPr>
+          <w:rFonts w:hint="eastAsia"/>
+          <w:sz w:val="32"/>
+          <w:szCs w:val="32"/>
+        </w:rPr>
+        <w:t xml:space="preserve">　　</w:t>
+      </w:r>
+      <w:r>
+        <w:rPr>
+          <w:rFonts w:hint="eastAsia"/>
+          <w:sz w:val="32"/>
+          <w:szCs w:val="32"/>
+        </w:rPr>
+        <w:t>從藝術表現上看，這首詩具有語言</w:t>
+      </w:r>
+      <w:r>
+        <w:rPr>
+          <w:rFonts w:hint="eastAsia"/>
+          <w:b/>
+          <w:bCs/>
+          <w:sz w:val="32"/>
+          <w:szCs w:val="32"/>
+        </w:rPr>
+        <w:t>精煉</w:t>
+      </w:r>
+      <w:r>
+        <w:rPr>
+          <w:rFonts w:hint="eastAsia"/>
+          <w:sz w:val="32"/>
+          <w:szCs w:val="32"/>
+        </w:rPr>
+        <w:t>、對比鮮明的特色。詩人運用「三更」與「五更」、「黑髮」與「白首」兩組對比，不僅在時間上形成層次，也在情感上形成強烈的警醒作用。短短四句，卻把「勤學要趁早」的道理表達得十分</w:t>
+      </w:r>
+      <w:proofErr w:type="gramStart"/>
+      <w:r>
+        <w:rPr>
+          <w:rFonts w:hint="eastAsia"/>
+          <w:sz w:val="32"/>
+          <w:szCs w:val="32"/>
+        </w:rPr>
+        <w:t>清楚，</w:t>
+      </w:r>
+      <w:proofErr w:type="gramEnd"/>
+      <w:r>
+        <w:rPr>
+          <w:rFonts w:hint="eastAsia"/>
+          <w:sz w:val="32"/>
+          <w:szCs w:val="32"/>
+        </w:rPr>
+        <w:t>達到</w:t>
+      </w:r>
+      <w:r>
+        <w:rPr>
+          <w:rFonts w:hint="eastAsia"/>
+          <w:b/>
+          <w:bCs/>
+          <w:sz w:val="32"/>
+          <w:szCs w:val="32"/>
+        </w:rPr>
+        <w:t>以簡馭繁</w:t>
+      </w:r>
+      <w:r>
+        <w:rPr>
+          <w:rFonts w:hint="eastAsia"/>
+          <w:sz w:val="32"/>
+          <w:szCs w:val="32"/>
+        </w:rPr>
+        <w:t>的效果。</w:t>
+      </w:r>
+    </w:p>
+    <w:p>
+      <w:pPr>
+        <w:spacing w:after="0" w:line="480" w:lineRule="exact"/>
+        <w:ind w:left="-6" w:right="0" w:hanging="11"/>
+        <w:jc w:val="both"/>
+        <w:rPr>
+          <w:sz w:val="32"/>
+          <w:szCs w:val="32"/>
+        </w:rPr>
+      </w:pPr>
+      <w:r>
+        <w:rPr>
+          <w:rFonts w:hint="eastAsia"/>
+          <w:sz w:val="32"/>
+          <w:szCs w:val="32"/>
+        </w:rPr>
+        <w:t xml:space="preserve">　　</w:t>
+      </w:r>
+      <w:r>
+        <w:rPr>
+          <w:rFonts w:hint="eastAsia"/>
+          <w:sz w:val="32"/>
+          <w:szCs w:val="32"/>
+        </w:rPr>
+        <w:t>整體而言，《勸學》以平實而有力的語言，勸勉人們珍惜青春、勤奮讀書。它既描寫勤學的景象，又提出深刻的人生感悟，使讀者在簡短的詩句中感受到時間流逝的可貴與學習的重要。正因為這首詩寓意深遠、道理明確，所以歷來被視為勉勵學習的經典詩篇。</w:t>
+      </w:r>
+    </w:p>
+    <w:p>
+      <w:pPr>
+        <w:spacing w:beforeLines="100" w:before="240" w:afterLines="50" w:after="120" w:line="240" w:lineRule="auto"/>
+        <w:ind w:left="-6" w:right="0" w:hanging="11"/>
+        <w:rPr>
+          <w:sz w:val="32"/>
+          <w:szCs w:val="32"/>
+          <w:bdr w:val="single" w:sz="4" w:space="0" w:color="auto"/>
+        </w:rPr>
+      </w:pPr>
+      <w:r>
+        <w:rPr>
+          <w:rFonts w:hint="eastAsia"/>
+          <w:sz w:val="32"/>
+          <w:szCs w:val="32"/>
+          <w:bdr w:val="single" w:sz="4" w:space="0" w:color="auto"/>
+        </w:rPr>
+        <w:t>補充</w:t>
+      </w:r>
+    </w:p>
+    <w:p>
+      <w:pPr>
+        <w:pStyle w:val="a9"/>
+        <w:numPr>
+          <w:ilvl w:val="0"/>
+          <w:numId w:val="10"/>
+        </w:numPr>
+        <w:spacing w:after="0" w:line="480" w:lineRule="exact"/>
+        <w:ind w:leftChars="0" w:left="425" w:right="0" w:hanging="425"/>
+        <w:jc w:val="both"/>
+        <w:rPr>
+          <w:sz w:val="32"/>
+          <w:szCs w:val="32"/>
+        </w:rPr>
+      </w:pPr>
+      <w:r>
+        <w:rPr>
+          <w:rFonts w:hint="eastAsia"/>
+          <w:sz w:val="32"/>
+          <w:szCs w:val="32"/>
+        </w:rPr>
+        <w:t>蘊含</w:t>
+      </w:r>
+      <w:r>
+        <w:rPr>
+          <w:rFonts w:hint="eastAsia"/>
+          <w:sz w:val="32"/>
+          <w:szCs w:val="32"/>
+        </w:rPr>
+        <w:t>：</w:t>
+      </w:r>
+      <w:r>
+        <w:rPr>
+          <w:rFonts w:hint="eastAsia"/>
+          <w:sz w:val="32"/>
+          <w:szCs w:val="32"/>
+        </w:rPr>
+        <w:t>包含、內含某種道理、情感或思想。強調事物或文字表面之下的深層意義。比如《勸學》雖然只說四句話，但蘊含了珍惜光陰、勤奮讀書的人生道理。</w:t>
+      </w:r>
+    </w:p>
+    <w:p>
+      <w:pPr>
+        <w:pStyle w:val="a9"/>
+        <w:numPr>
+          <w:ilvl w:val="0"/>
+          <w:numId w:val="10"/>
+        </w:numPr>
+        <w:spacing w:after="0" w:line="480" w:lineRule="exact"/>
+        <w:ind w:leftChars="0" w:left="425" w:right="0" w:hanging="425"/>
+        <w:jc w:val="both"/>
+        <w:rPr>
+          <w:spacing w:val="-6"/>
+          <w:sz w:val="32"/>
+          <w:szCs w:val="32"/>
+        </w:rPr>
+      </w:pPr>
+      <w:r>
+        <w:rPr>
+          <w:rFonts w:hint="eastAsia"/>
+          <w:spacing w:val="-6"/>
+          <w:sz w:val="32"/>
+          <w:szCs w:val="32"/>
+        </w:rPr>
+        <w:t>不懈</w:t>
+      </w:r>
+      <w:r>
+        <w:rPr>
+          <w:rFonts w:hint="eastAsia"/>
+          <w:spacing w:val="-6"/>
+          <w:sz w:val="32"/>
+          <w:szCs w:val="32"/>
+        </w:rPr>
+        <w:t>：</w:t>
+      </w:r>
+      <w:r>
+        <w:rPr>
+          <w:rFonts w:hint="eastAsia"/>
+          <w:spacing w:val="-6"/>
+          <w:sz w:val="32"/>
+          <w:szCs w:val="32"/>
+        </w:rPr>
+        <w:t>不</w:t>
+      </w:r>
+      <w:proofErr w:type="gramStart"/>
+      <w:r>
+        <w:rPr>
+          <w:rFonts w:hint="eastAsia"/>
+          <w:spacing w:val="-6"/>
+          <w:sz w:val="32"/>
+          <w:szCs w:val="32"/>
+        </w:rPr>
+        <w:t>放鬆，</w:t>
+      </w:r>
+      <w:proofErr w:type="gramEnd"/>
+      <w:r>
+        <w:rPr>
+          <w:rFonts w:hint="eastAsia"/>
+          <w:spacing w:val="-6"/>
+          <w:sz w:val="32"/>
+          <w:szCs w:val="32"/>
+        </w:rPr>
+        <w:t>不停止努力。表現持之以恆的精神，強調為了目標而持續努力。例如詩中「三更燈火五更雞」描寫讀書人不懈地努力學習。</w:t>
+      </w:r>
+    </w:p>
+    <w:p>
+      <w:pPr>
+        <w:pStyle w:val="a9"/>
+        <w:numPr>
+          <w:ilvl w:val="0"/>
+          <w:numId w:val="10"/>
+        </w:numPr>
+        <w:spacing w:after="0" w:line="480" w:lineRule="exact"/>
+        <w:ind w:leftChars="0" w:left="425" w:right="0" w:hanging="425"/>
+        <w:jc w:val="both"/>
+        <w:rPr>
+          <w:rFonts w:hint="eastAsia"/>
+          <w:sz w:val="32"/>
+          <w:szCs w:val="32"/>
+        </w:rPr>
+      </w:pPr>
+      <w:r>
+        <w:rPr>
+          <w:rFonts w:hint="eastAsia"/>
+          <w:sz w:val="32"/>
+          <w:szCs w:val="32"/>
+        </w:rPr>
+        <w:t>勸誡：</w:t>
+      </w:r>
+      <w:r>
+        <w:rPr>
+          <w:rFonts w:hint="eastAsia"/>
+          <w:sz w:val="32"/>
+          <w:szCs w:val="32"/>
+        </w:rPr>
+        <w:t>以言語提醒或告誡別人，使其改正錯誤或養成良好習慣。</w:t>
+      </w:r>
+      <w:r>
+        <w:t>強調提醒或忠告的作用，通常帶有關心、善意的成分，不是責罵，而是希望對方能行正道或努力向上。在《顏真卿〈勸學〉》中，詩人透過描寫勤學的情景與年老後的後悔，對年輕人發出</w:t>
+      </w:r>
+      <w:r>
+        <w:rPr>
+          <w:rStyle w:val="af"/>
+          <w:b w:val="0"/>
+          <w:bCs w:val="0"/>
+        </w:rPr>
+        <w:t>勸誡</w:t>
+      </w:r>
+      <w:r>
+        <w:rPr>
+          <w:rFonts w:hint="eastAsia"/>
+        </w:rPr>
+        <w:t>--</w:t>
+      </w:r>
+      <w:r>
+        <w:t>要趁年輕努力讀書，不要浪費光陰。</w:t>
+      </w:r>
+    </w:p>
+    <w:p>
+      <w:pPr>
+        <w:pStyle w:val="a9"/>
+        <w:numPr>
+          <w:ilvl w:val="0"/>
+          <w:numId w:val="10"/>
+        </w:numPr>
+        <w:spacing w:after="0" w:line="480" w:lineRule="exact"/>
+        <w:ind w:leftChars="0" w:left="425" w:right="0" w:hanging="425"/>
+        <w:jc w:val="both"/>
+        <w:rPr>
+          <w:sz w:val="32"/>
+          <w:szCs w:val="32"/>
+        </w:rPr>
+      </w:pPr>
+      <w:r>
+        <w:rPr>
+          <w:rFonts w:hint="eastAsia"/>
+          <w:sz w:val="32"/>
+          <w:szCs w:val="32"/>
+        </w:rPr>
+        <w:t>精煉</w:t>
+      </w:r>
+      <w:r>
+        <w:rPr>
+          <w:rFonts w:hint="eastAsia"/>
+          <w:sz w:val="32"/>
+          <w:szCs w:val="32"/>
+        </w:rPr>
+        <w:t>：</w:t>
+      </w:r>
+      <w:r>
+        <w:rPr>
+          <w:rFonts w:hint="eastAsia"/>
+          <w:sz w:val="32"/>
+          <w:szCs w:val="32"/>
+        </w:rPr>
+        <w:t>文字或表達簡明扼</w:t>
+      </w:r>
+      <w:r>
+        <w:rPr>
+          <w:rFonts w:hint="eastAsia"/>
+          <w:sz w:val="32"/>
+          <w:szCs w:val="32"/>
+        </w:rPr>
+        <w:t>（</w:t>
+      </w:r>
+      <w:proofErr w:type="gramStart"/>
+      <w:r>
+        <w:rPr>
+          <w:rFonts w:hint="eastAsia"/>
+          <w:color w:val="FF0000"/>
+          <w:sz w:val="16"/>
+          <w:szCs w:val="16"/>
+        </w:rPr>
+        <w:t>ㄜˋ</w:t>
+      </w:r>
+      <w:proofErr w:type="gramEnd"/>
+      <w:r>
+        <w:rPr>
+          <w:rFonts w:hint="eastAsia"/>
+          <w:sz w:val="32"/>
+          <w:szCs w:val="32"/>
+        </w:rPr>
+        <w:t>）</w:t>
+      </w:r>
+      <w:r>
+        <w:rPr>
+          <w:rFonts w:hint="eastAsia"/>
+          <w:sz w:val="32"/>
+          <w:szCs w:val="32"/>
+        </w:rPr>
+        <w:t>要、去掉多餘的部分。強調用最少的文字表達</w:t>
+      </w:r>
+      <w:proofErr w:type="gramStart"/>
+      <w:r>
+        <w:rPr>
+          <w:rFonts w:hint="eastAsia"/>
+          <w:sz w:val="32"/>
+          <w:szCs w:val="32"/>
+        </w:rPr>
+        <w:t>最</w:t>
+      </w:r>
+      <w:proofErr w:type="gramEnd"/>
+      <w:r>
+        <w:rPr>
+          <w:rFonts w:hint="eastAsia"/>
+          <w:sz w:val="32"/>
+          <w:szCs w:val="32"/>
+        </w:rPr>
+        <w:t>核心的意思，讓詩句既明白又有力量。《勸學》四句短詩，語言精煉，卻能傳達完整的人生教訓。</w:t>
+      </w:r>
+    </w:p>
+    <w:p>
+      <w:pPr>
+        <w:pStyle w:val="a9"/>
+        <w:numPr>
+          <w:ilvl w:val="0"/>
+          <w:numId w:val="10"/>
+        </w:numPr>
+        <w:spacing w:after="0" w:line="480" w:lineRule="exact"/>
+        <w:ind w:leftChars="0" w:left="425" w:right="0" w:hanging="425"/>
+        <w:jc w:val="both"/>
+        <w:rPr>
+          <w:rFonts w:hint="eastAsia"/>
+          <w:sz w:val="32"/>
+          <w:szCs w:val="32"/>
+        </w:rPr>
+      </w:pPr>
+      <w:r>
+        <w:rPr>
+          <w:rFonts w:hint="eastAsia"/>
+          <w:sz w:val="32"/>
+          <w:szCs w:val="32"/>
+        </w:rPr>
+        <w:t>以簡馭</w:t>
+      </w:r>
+      <w:r>
+        <w:rPr>
+          <w:rFonts w:hint="eastAsia"/>
+          <w:sz w:val="32"/>
+          <w:szCs w:val="32"/>
+        </w:rPr>
+        <w:t>（</w:t>
+      </w:r>
+      <w:proofErr w:type="gramStart"/>
+      <w:r>
+        <w:rPr>
+          <w:rFonts w:hint="eastAsia"/>
+          <w:color w:val="FF0000"/>
+          <w:sz w:val="16"/>
+          <w:szCs w:val="16"/>
+        </w:rPr>
+        <w:t>ㄩˋ</w:t>
+      </w:r>
+      <w:proofErr w:type="gramEnd"/>
+      <w:r>
+        <w:rPr>
+          <w:rFonts w:hint="eastAsia"/>
+          <w:sz w:val="32"/>
+          <w:szCs w:val="32"/>
+        </w:rPr>
+        <w:t>）</w:t>
+      </w:r>
+      <w:r>
+        <w:rPr>
+          <w:rFonts w:hint="eastAsia"/>
+          <w:sz w:val="32"/>
+          <w:szCs w:val="32"/>
+        </w:rPr>
+        <w:t>繁</w:t>
+      </w:r>
+      <w:r>
+        <w:rPr>
+          <w:rFonts w:hint="eastAsia"/>
+          <w:sz w:val="32"/>
+          <w:szCs w:val="32"/>
+        </w:rPr>
+        <w:t>：</w:t>
+      </w:r>
+      <w:r>
+        <w:rPr>
+          <w:rFonts w:hint="eastAsia"/>
+          <w:sz w:val="32"/>
+          <w:szCs w:val="32"/>
+        </w:rPr>
+        <w:t>用簡單的方法掌握、表達複雜的事物。強調簡單明瞭的方式可以掌握或表達深奧、繁複的道理。顏真卿用簡單的四句詩，表達了勤學的重要性，就是典型的以簡馭繁。</w:t>
+      </w:r>
     </w:p>
     <w:sectPr>
       <w:type w:val="continuous"/>
       <w:pgSz w:w="11906" w:h="16838"/>
-      <w:pgMar w:top="567" w:right="851" w:bottom="567" w:left="851" w:header="720" w:footer="720" w:gutter="0"/>
+      <w:pgMar w:top="567" w:right="851" w:bottom="567" w:left="851" w:header="720" w:footer="0" w:gutter="0"/>
       <w:cols w:space="720"/>
+      <w:docGrid w:linePitch="381"/>
     </w:sectPr>
   </w:body>
 </w:document>
 </file>
 
 <file path=word/endnotes.xml><?xml version="1.0" encoding="utf-8"?>
-<w:endnotes xmlns:wpc="http://schemas.microsoft.com/office/word/2010/wordprocessingCanvas" xmlns:cx="http://schemas.microsoft.com/office/drawing/2014/chartex" xmlns:cx1="http://schemas.microsoft.com/office/drawing/2015/9/8/chartex" xmlns:cx2="http://schemas.microsoft.com/office/drawing/2015/10/21/chartex" xmlns:cx3="http://schemas.microsoft.com/office/drawing/2016/5/9/chartex" xmlns:cx4="http://schemas.microsoft.com/office/drawing/2016/5/10/chartex" xmlns:cx5="http://schemas.microsoft.com/office/drawing/2016/5/11/chartex" xmlns:cx6="http://schemas.microsoft.com/office/drawing/2016/5/12/chartex" xmlns:cx7="http://schemas.microsoft.com/office/drawing/2016/5/13/chartex" xmlns:cx8="http://schemas.microsoft.com/office/drawing/2016/5/14/chartex" xmlns:mc="http://schemas.openxmlformats.org/markup-compatibility/2006" xmlns:aink="http://schemas.microsoft.com/office/drawing/2016/ink" xmlns:am3d="http://schemas.microsoft.com/office/drawing/2017/model3d" xmlns:o="urn:schemas-microsoft-com:office:office" xmlns:oel="http://schemas.microsoft.com/office/2019/extlst" xmlns:r="http://schemas.openxmlformats.org/officeDocument/2006/relationships" xmlns:m="http://schemas.openxmlformats.org/officeDocument/2006/math" xmlns:v="urn:schemas-microsoft-com:vml" xmlns:wp14="http://schemas.microsoft.com/office/word/2010/wordprocessingDrawing" xmlns:wp="http://schemas.openxmlformats.org/drawingml/2006/wordprocessingDrawing" xmlns:w10="urn:schemas-microsoft-com:office:word" xmlns:w="http://schemas.openxmlformats.org/wordprocessingml/2006/main" xmlns:w14="http://schemas.microsoft.com/office/word/2010/wordml" xmlns:w15="http://schemas.microsoft.com/office/word/2012/wordml" xmlns:w16cex="http://schemas.microsoft.com/office/word/2018/wordml/cex" xmlns:w16cid="http://schemas.microsoft.com/office/word/2016/wordml/cid" xmlns:w16="http://schemas.microsoft.com/office/word/2018/wordml" xmlns:w16sdtdh="http://schemas.microsoft.com/office/word/2020/wordml/sdtdatahash" xmlns:w16se="http://schemas.microsoft.com/office/word/2015/wordml/symex" xmlns:wpg="http://schemas.microsoft.com/office/word/2010/wordprocessingGroup" xmlns:wpi="http://schemas.microsoft.com/office/word/2010/wordprocessingInk" xmlns:wne="http://schemas.microsoft.com/office/word/2006/wordml" xmlns:wps="http://schemas.microsoft.com/office/word/2010/wordprocessingShape" mc:Ignorable="w14 w15 w16se w16cid w16 w16cex w16sdtdh wp14">
+<w:endnotes xmlns:wpc="http://schemas.microsoft.com/office/word/2010/wordprocessingCanvas" xmlns:cx="http://schemas.microsoft.com/office/drawing/2014/chartex" xmlns:cx1="http://schemas.microsoft.com/office/drawing/2015/9/8/chartex" xmlns:cx2="http://schemas.microsoft.com/office/drawing/2015/10/21/chartex" xmlns:cx3="http://schemas.microsoft.com/office/drawing/2016/5/9/chartex" xmlns:cx4="http://schemas.microsoft.com/office/drawing/2016/5/10/chartex" xmlns:cx5="http://schemas.microsoft.com/office/drawing/2016/5/11/chartex" xmlns:cx6="http://schemas.microsoft.com/office/drawing/2016/5/12/chartex" xmlns:cx7="http://schemas.microsoft.com/office/drawing/2016/5/13/chartex" xmlns:cx8="http://schemas.microsoft.com/office/drawing/2016/5/14/chartex" xmlns:mc="http://schemas.openxmlformats.org/markup-compatibility/2006" xmlns:aink="http://schemas.microsoft.com/office/drawing/2016/ink" xmlns:am3d="http://schemas.microsoft.com/office/drawing/2017/model3d" xmlns:o="urn:schemas-microsoft-com:office:office" xmlns:r="http://schemas.openxmlformats.org/officeDocument/2006/relationships" xmlns:m="http://schemas.openxmlformats.org/officeDocument/2006/math" xmlns:v="urn:schemas-microsoft-com:vml" xmlns:wp14="http://schemas.microsoft.com/office/word/2010/wordprocessingDrawing" xmlns:wp="http://schemas.openxmlformats.org/drawingml/2006/wordprocessingDrawing" xmlns:w10="urn:schemas-microsoft-com:office:word" xmlns:w="http://schemas.openxmlformats.org/wordprocessingml/2006/main" xmlns:w14="http://schemas.microsoft.com/office/word/2010/wordml" xmlns:w15="http://schemas.microsoft.com/office/word/2012/wordml" xmlns:w16cex="http://schemas.microsoft.com/office/word/2018/wordml/cex" xmlns:w16cid="http://schemas.microsoft.com/office/word/2016/wordml/cid" xmlns:w16="http://schemas.microsoft.com/office/word/2018/wordml" xmlns:w16sdtdh="http://schemas.microsoft.com/office/word/2020/wordml/sdtdatahash" xmlns:w16se="http://schemas.microsoft.com/office/word/2015/wordml/symex" xmlns:wpg="http://schemas.microsoft.com/office/word/2010/wordprocessingGroup" xmlns:wpi="http://schemas.microsoft.com/office/word/2010/wordprocessingInk" xmlns:wne="http://schemas.microsoft.com/office/word/2006/wordml" xmlns:wps="http://schemas.microsoft.com/office/word/2010/wordprocessingShape" mc:Ignorable="w14 w15 w16se w16cid w16 w16cex w16sdtdh wp14">
   <w:endnote w:type="separator" w:id="-1">
     <w:p>
       <w:pPr>
@@ -823,8 +1495,60 @@
 </w:endnotes>
 </file>
 
+<file path=word/footer1.xml><?xml version="1.0" encoding="utf-8"?>
+<w:ftr xmlns:wpc="http://schemas.microsoft.com/office/word/2010/wordprocessingCanvas" xmlns:cx="http://schemas.microsoft.com/office/drawing/2014/chartex" xmlns:cx1="http://schemas.microsoft.com/office/drawing/2015/9/8/chartex" xmlns:cx2="http://schemas.microsoft.com/office/drawing/2015/10/21/chartex" xmlns:cx3="http://schemas.microsoft.com/office/drawing/2016/5/9/chartex" xmlns:cx4="http://schemas.microsoft.com/office/drawing/2016/5/10/chartex" xmlns:cx5="http://schemas.microsoft.com/office/drawing/2016/5/11/chartex" xmlns:cx6="http://schemas.microsoft.com/office/drawing/2016/5/12/chartex" xmlns:cx7="http://schemas.microsoft.com/office/drawing/2016/5/13/chartex" xmlns:cx8="http://schemas.microsoft.com/office/drawing/2016/5/14/chartex" xmlns:mc="http://schemas.openxmlformats.org/markup-compatibility/2006" xmlns:aink="http://schemas.microsoft.com/office/drawing/2016/ink" xmlns:am3d="http://schemas.microsoft.com/office/drawing/2017/model3d" xmlns:o="urn:schemas-microsoft-com:office:office" xmlns:r="http://schemas.openxmlformats.org/officeDocument/2006/relationships" xmlns:m="http://schemas.openxmlformats.org/officeDocument/2006/math" xmlns:v="urn:schemas-microsoft-com:vml" xmlns:wp14="http://schemas.microsoft.com/office/word/2010/wordprocessingDrawing" xmlns:wp="http://schemas.openxmlformats.org/drawingml/2006/wordprocessingDrawing" xmlns:w10="urn:schemas-microsoft-com:office:word" xmlns:w="http://schemas.openxmlformats.org/wordprocessingml/2006/main" xmlns:w14="http://schemas.microsoft.com/office/word/2010/wordml" xmlns:w15="http://schemas.microsoft.com/office/word/2012/wordml" xmlns:w16cex="http://schemas.microsoft.com/office/word/2018/wordml/cex" xmlns:w16cid="http://schemas.microsoft.com/office/word/2016/wordml/cid" xmlns:w16="http://schemas.microsoft.com/office/word/2018/wordml" xmlns:w16sdtdh="http://schemas.microsoft.com/office/word/2020/wordml/sdtdatahash" xmlns:w16se="http://schemas.microsoft.com/office/word/2015/wordml/symex" xmlns:wpg="http://schemas.microsoft.com/office/word/2010/wordprocessingGroup" xmlns:wpi="http://schemas.microsoft.com/office/word/2010/wordprocessingInk" xmlns:wne="http://schemas.microsoft.com/office/word/2006/wordml" xmlns:wps="http://schemas.microsoft.com/office/word/2010/wordprocessingShape" mc:Ignorable="w14 w15 w16se w16cid w16 w16cex w16sdtdh wp14">
+  <w:p>
+    <w:pPr>
+      <w:pStyle w:val="a5"/>
+      <w:ind w:right="-2"/>
+      <w:jc w:val="right"/>
+    </w:pPr>
+    <w:r>
+      <w:rPr>
+        <w:rFonts w:hint="eastAsia"/>
+      </w:rPr>
+      <w:t>顏真卿《勸學》</w:t>
+    </w:r>
+    <w:sdt>
+      <w:sdtPr>
+        <w:id w:val="1820153356"/>
+        <w:docPartObj>
+          <w:docPartGallery w:val="Page Numbers (Bottom of Page)"/>
+          <w:docPartUnique/>
+        </w:docPartObj>
+      </w:sdtPr>
+      <w:sdtContent>
+        <w:r>
+          <w:fldChar w:fldCharType="begin"/>
+        </w:r>
+        <w:r>
+          <w:instrText>PAGE   \* MERGEFORMAT</w:instrText>
+        </w:r>
+        <w:r>
+          <w:fldChar w:fldCharType="separate"/>
+        </w:r>
+        <w:r>
+          <w:rPr>
+            <w:lang w:val="zh-TW"/>
+          </w:rPr>
+          <w:t>2</w:t>
+        </w:r>
+        <w:r>
+          <w:fldChar w:fldCharType="end"/>
+        </w:r>
+      </w:sdtContent>
+    </w:sdt>
+  </w:p>
+  <w:p>
+    <w:pPr>
+      <w:pStyle w:val="a5"/>
+    </w:pPr>
+  </w:p>
+</w:ftr>
+</file>
+
 <file path=word/footnotes.xml><?xml version="1.0" encoding="utf-8"?>
-<w:footnotes xmlns:wpc="http://schemas.microsoft.com/office/word/2010/wordprocessingCanvas" xmlns:cx="http://schemas.microsoft.com/office/drawing/2014/chartex" xmlns:cx1="http://schemas.microsoft.com/office/drawing/2015/9/8/chartex" xmlns:cx2="http://schemas.microsoft.com/office/drawing/2015/10/21/chartex" xmlns:cx3="http://schemas.microsoft.com/office/drawing/2016/5/9/chartex" xmlns:cx4="http://schemas.microsoft.com/office/drawing/2016/5/10/chartex" xmlns:cx5="http://schemas.microsoft.com/office/drawing/2016/5/11/chartex" xmlns:cx6="http://schemas.microsoft.com/office/drawing/2016/5/12/chartex" xmlns:cx7="http://schemas.microsoft.com/office/drawing/2016/5/13/chartex" xmlns:cx8="http://schemas.microsoft.com/office/drawing/2016/5/14/chartex" xmlns:mc="http://schemas.openxmlformats.org/markup-compatibility/2006" xmlns:aink="http://schemas.microsoft.com/office/drawing/2016/ink" xmlns:am3d="http://schemas.microsoft.com/office/drawing/2017/model3d" xmlns:o="urn:schemas-microsoft-com:office:office" xmlns:oel="http://schemas.microsoft.com/office/2019/extlst" xmlns:r="http://schemas.openxmlformats.org/officeDocument/2006/relationships" xmlns:m="http://schemas.openxmlformats.org/officeDocument/2006/math" xmlns:v="urn:schemas-microsoft-com:vml" xmlns:wp14="http://schemas.microsoft.com/office/word/2010/wordprocessingDrawing" xmlns:wp="http://schemas.openxmlformats.org/drawingml/2006/wordprocessingDrawing" xmlns:w10="urn:schemas-microsoft-com:office:word" xmlns:w="http://schemas.openxmlformats.org/wordprocessingml/2006/main" xmlns:w14="http://schemas.microsoft.com/office/word/2010/wordml" xmlns:w15="http://schemas.microsoft.com/office/word/2012/wordml" xmlns:w16cex="http://schemas.microsoft.com/office/word/2018/wordml/cex" xmlns:w16cid="http://schemas.microsoft.com/office/word/2016/wordml/cid" xmlns:w16="http://schemas.microsoft.com/office/word/2018/wordml" xmlns:w16sdtdh="http://schemas.microsoft.com/office/word/2020/wordml/sdtdatahash" xmlns:w16se="http://schemas.microsoft.com/office/word/2015/wordml/symex" xmlns:wpg="http://schemas.microsoft.com/office/word/2010/wordprocessingGroup" xmlns:wpi="http://schemas.microsoft.com/office/word/2010/wordprocessingInk" xmlns:wne="http://schemas.microsoft.com/office/word/2006/wordml" xmlns:wps="http://schemas.microsoft.com/office/word/2010/wordprocessingShape" mc:Ignorable="w14 w15 w16se w16cid w16 w16cex w16sdtdh wp14">
+<w:footnotes xmlns:wpc="http://schemas.microsoft.com/office/word/2010/wordprocessingCanvas" xmlns:cx="http://schemas.microsoft.com/office/drawing/2014/chartex" xmlns:cx1="http://schemas.microsoft.com/office/drawing/2015/9/8/chartex" xmlns:cx2="http://schemas.microsoft.com/office/drawing/2015/10/21/chartex" xmlns:cx3="http://schemas.microsoft.com/office/drawing/2016/5/9/chartex" xmlns:cx4="http://schemas.microsoft.com/office/drawing/2016/5/10/chartex" xmlns:cx5="http://schemas.microsoft.com/office/drawing/2016/5/11/chartex" xmlns:cx6="http://schemas.microsoft.com/office/drawing/2016/5/12/chartex" xmlns:cx7="http://schemas.microsoft.com/office/drawing/2016/5/13/chartex" xmlns:cx8="http://schemas.microsoft.com/office/drawing/2016/5/14/chartex" xmlns:mc="http://schemas.openxmlformats.org/markup-compatibility/2006" xmlns:aink="http://schemas.microsoft.com/office/drawing/2016/ink" xmlns:am3d="http://schemas.microsoft.com/office/drawing/2017/model3d" xmlns:o="urn:schemas-microsoft-com:office:office" xmlns:r="http://schemas.openxmlformats.org/officeDocument/2006/relationships" xmlns:m="http://schemas.openxmlformats.org/officeDocument/2006/math" xmlns:v="urn:schemas-microsoft-com:vml" xmlns:wp14="http://schemas.microsoft.com/office/word/2010/wordprocessingDrawing" xmlns:wp="http://schemas.openxmlformats.org/drawingml/2006/wordprocessingDrawing" xmlns:w10="urn:schemas-microsoft-com:office:word" xmlns:w="http://schemas.openxmlformats.org/wordprocessingml/2006/main" xmlns:w14="http://schemas.microsoft.com/office/word/2010/wordml" xmlns:w15="http://schemas.microsoft.com/office/word/2012/wordml" xmlns:w16cex="http://schemas.microsoft.com/office/word/2018/wordml/cex" xmlns:w16cid="http://schemas.microsoft.com/office/word/2016/wordml/cid" xmlns:w16="http://schemas.microsoft.com/office/word/2018/wordml" xmlns:w16sdtdh="http://schemas.microsoft.com/office/word/2020/wordml/sdtdatahash" xmlns:w16se="http://schemas.microsoft.com/office/word/2015/wordml/symex" xmlns:wpg="http://schemas.microsoft.com/office/word/2010/wordprocessingGroup" xmlns:wpi="http://schemas.microsoft.com/office/word/2010/wordprocessingInk" xmlns:wne="http://schemas.microsoft.com/office/word/2006/wordml" xmlns:wps="http://schemas.microsoft.com/office/word/2010/wordprocessingShape" mc:Ignorable="w14 w15 w16se w16cid w16 w16cex w16sdtdh wp14">
   <w:footnote w:type="separator" w:id="-1">
     <w:p>
       <w:pPr>
@@ -849,7 +1573,7 @@
 </file>
 
 <file path=word/numbering.xml><?xml version="1.0" encoding="utf-8"?>
-<w:numbering xmlns:wpc="http://schemas.microsoft.com/office/word/2010/wordprocessingCanvas" xmlns:cx="http://schemas.microsoft.com/office/drawing/2014/chartex" xmlns:cx1="http://schemas.microsoft.com/office/drawing/2015/9/8/chartex" xmlns:cx2="http://schemas.microsoft.com/office/drawing/2015/10/21/chartex" xmlns:cx3="http://schemas.microsoft.com/office/drawing/2016/5/9/chartex" xmlns:cx4="http://schemas.microsoft.com/office/drawing/2016/5/10/chartex" xmlns:cx5="http://schemas.microsoft.com/office/drawing/2016/5/11/chartex" xmlns:cx6="http://schemas.microsoft.com/office/drawing/2016/5/12/chartex" xmlns:cx7="http://schemas.microsoft.com/office/drawing/2016/5/13/chartex" xmlns:cx8="http://schemas.microsoft.com/office/drawing/2016/5/14/chartex" xmlns:mc="http://schemas.openxmlformats.org/markup-compatibility/2006" xmlns:aink="http://schemas.microsoft.com/office/drawing/2016/ink" xmlns:am3d="http://schemas.microsoft.com/office/drawing/2017/model3d" xmlns:o="urn:schemas-microsoft-com:office:office" xmlns:oel="http://schemas.microsoft.com/office/2019/extlst" xmlns:r="http://schemas.openxmlformats.org/officeDocument/2006/relationships" xmlns:m="http://schemas.openxmlformats.org/officeDocument/2006/math" xmlns:v="urn:schemas-microsoft-com:vml" xmlns:wp14="http://schemas.microsoft.com/office/word/2010/wordprocessingDrawing" xmlns:wp="http://schemas.openxmlformats.org/drawingml/2006/wordprocessingDrawing" xmlns:w10="urn:schemas-microsoft-com:office:word" xmlns:w="http://schemas.openxmlformats.org/wordprocessingml/2006/main" xmlns:w14="http://schemas.microsoft.com/office/word/2010/wordml" xmlns:w15="http://schemas.microsoft.com/office/word/2012/wordml" xmlns:w16cex="http://schemas.microsoft.com/office/word/2018/wordml/cex" xmlns:w16cid="http://schemas.microsoft.com/office/word/2016/wordml/cid" xmlns:w16="http://schemas.microsoft.com/office/word/2018/wordml" xmlns:w16sdtdh="http://schemas.microsoft.com/office/word/2020/wordml/sdtdatahash" xmlns:w16se="http://schemas.microsoft.com/office/word/2015/wordml/symex" xmlns:wpg="http://schemas.microsoft.com/office/word/2010/wordprocessingGroup" xmlns:wpi="http://schemas.microsoft.com/office/word/2010/wordprocessingInk" xmlns:wne="http://schemas.microsoft.com/office/word/2006/wordml" xmlns:wps="http://schemas.microsoft.com/office/word/2010/wordprocessingShape" mc:Ignorable="w14 w15 w16se w16cid w16 w16cex w16sdtdh wp14">
+<w:numbering xmlns:wpc="http://schemas.microsoft.com/office/word/2010/wordprocessingCanvas" xmlns:cx="http://schemas.microsoft.com/office/drawing/2014/chartex" xmlns:cx1="http://schemas.microsoft.com/office/drawing/2015/9/8/chartex" xmlns:cx2="http://schemas.microsoft.com/office/drawing/2015/10/21/chartex" xmlns:cx3="http://schemas.microsoft.com/office/drawing/2016/5/9/chartex" xmlns:cx4="http://schemas.microsoft.com/office/drawing/2016/5/10/chartex" xmlns:cx5="http://schemas.microsoft.com/office/drawing/2016/5/11/chartex" xmlns:cx6="http://schemas.microsoft.com/office/drawing/2016/5/12/chartex" xmlns:cx7="http://schemas.microsoft.com/office/drawing/2016/5/13/chartex" xmlns:cx8="http://schemas.microsoft.com/office/drawing/2016/5/14/chartex" xmlns:mc="http://schemas.openxmlformats.org/markup-compatibility/2006" xmlns:aink="http://schemas.microsoft.com/office/drawing/2016/ink" xmlns:am3d="http://schemas.microsoft.com/office/drawing/2017/model3d" xmlns:o="urn:schemas-microsoft-com:office:office" xmlns:r="http://schemas.openxmlformats.org/officeDocument/2006/relationships" xmlns:m="http://schemas.openxmlformats.org/officeDocument/2006/math" xmlns:v="urn:schemas-microsoft-com:vml" xmlns:wp14="http://schemas.microsoft.com/office/word/2010/wordprocessingDrawing" xmlns:wp="http://schemas.openxmlformats.org/drawingml/2006/wordprocessingDrawing" xmlns:w10="urn:schemas-microsoft-com:office:word" xmlns:w="http://schemas.openxmlformats.org/wordprocessingml/2006/main" xmlns:w14="http://schemas.microsoft.com/office/word/2010/wordml" xmlns:w15="http://schemas.microsoft.com/office/word/2012/wordml" xmlns:w16cex="http://schemas.microsoft.com/office/word/2018/wordml/cex" xmlns:w16cid="http://schemas.microsoft.com/office/word/2016/wordml/cid" xmlns:w16="http://schemas.microsoft.com/office/word/2018/wordml" xmlns:w16sdtdh="http://schemas.microsoft.com/office/word/2020/wordml/sdtdatahash" xmlns:w16se="http://schemas.microsoft.com/office/word/2015/wordml/symex" xmlns:wpg="http://schemas.microsoft.com/office/word/2010/wordprocessingGroup" xmlns:wpi="http://schemas.microsoft.com/office/word/2010/wordprocessingInk" xmlns:wne="http://schemas.microsoft.com/office/word/2006/wordml" xmlns:wps="http://schemas.microsoft.com/office/word/2010/wordprocessingShape" mc:Ignorable="w14 w15 w16se w16cid w16 w16cex w16sdtdh wp14">
   <w:abstractNum w:abstractNumId="0" w15:restartNumberingAfterBreak="0">
     <w:nsid w:val="02A11C50"/>
     <w:multiLevelType w:val="hybridMultilevel"/>
@@ -937,6 +1661,92 @@
     </w:lvl>
   </w:abstractNum>
   <w:abstractNum w:abstractNumId="1" w15:restartNumberingAfterBreak="0">
+    <w:nsid w:val="085B468C"/>
+    <w:multiLevelType w:val="hybridMultilevel"/>
+    <w:tmpl w:val="5FA6F724"/>
+    <w:lvl w:ilvl="0" w:tplc="0409000F">
+      <w:start w:val="1"/>
+      <w:numFmt w:val="decimal"/>
+      <w:lvlText w:val="%1."/>
+      <w:lvlJc w:val="left"/>
+      <w:pPr>
+        <w:ind w:left="463" w:hanging="480"/>
+      </w:pPr>
+    </w:lvl>
+    <w:lvl w:ilvl="1" w:tplc="04090019" w:tentative="1">
+      <w:start w:val="1"/>
+      <w:numFmt w:val="ideographTraditional"/>
+      <w:lvlText w:val="%2、"/>
+      <w:lvlJc w:val="left"/>
+      <w:pPr>
+        <w:ind w:left="943" w:hanging="480"/>
+      </w:pPr>
+    </w:lvl>
+    <w:lvl w:ilvl="2" w:tplc="0409001B" w:tentative="1">
+      <w:start w:val="1"/>
+      <w:numFmt w:val="lowerRoman"/>
+      <w:lvlText w:val="%3."/>
+      <w:lvlJc w:val="right"/>
+      <w:pPr>
+        <w:ind w:left="1423" w:hanging="480"/>
+      </w:pPr>
+    </w:lvl>
+    <w:lvl w:ilvl="3" w:tplc="0409000F" w:tentative="1">
+      <w:start w:val="1"/>
+      <w:numFmt w:val="decimal"/>
+      <w:lvlText w:val="%4."/>
+      <w:lvlJc w:val="left"/>
+      <w:pPr>
+        <w:ind w:left="1903" w:hanging="480"/>
+      </w:pPr>
+    </w:lvl>
+    <w:lvl w:ilvl="4" w:tplc="04090019" w:tentative="1">
+      <w:start w:val="1"/>
+      <w:numFmt w:val="ideographTraditional"/>
+      <w:lvlText w:val="%5、"/>
+      <w:lvlJc w:val="left"/>
+      <w:pPr>
+        <w:ind w:left="2383" w:hanging="480"/>
+      </w:pPr>
+    </w:lvl>
+    <w:lvl w:ilvl="5" w:tplc="0409001B" w:tentative="1">
+      <w:start w:val="1"/>
+      <w:numFmt w:val="lowerRoman"/>
+      <w:lvlText w:val="%6."/>
+      <w:lvlJc w:val="right"/>
+      <w:pPr>
+        <w:ind w:left="2863" w:hanging="480"/>
+      </w:pPr>
+    </w:lvl>
+    <w:lvl w:ilvl="6" w:tplc="0409000F" w:tentative="1">
+      <w:start w:val="1"/>
+      <w:numFmt w:val="decimal"/>
+      <w:lvlText w:val="%7."/>
+      <w:lvlJc w:val="left"/>
+      <w:pPr>
+        <w:ind w:left="3343" w:hanging="480"/>
+      </w:pPr>
+    </w:lvl>
+    <w:lvl w:ilvl="7" w:tplc="04090019" w:tentative="1">
+      <w:start w:val="1"/>
+      <w:numFmt w:val="ideographTraditional"/>
+      <w:lvlText w:val="%8、"/>
+      <w:lvlJc w:val="left"/>
+      <w:pPr>
+        <w:ind w:left="3823" w:hanging="480"/>
+      </w:pPr>
+    </w:lvl>
+    <w:lvl w:ilvl="8" w:tplc="0409001B" w:tentative="1">
+      <w:start w:val="1"/>
+      <w:numFmt w:val="lowerRoman"/>
+      <w:lvlText w:val="%9."/>
+      <w:lvlJc w:val="right"/>
+      <w:pPr>
+        <w:ind w:left="4303" w:hanging="480"/>
+      </w:pPr>
+    </w:lvl>
+  </w:abstractNum>
+  <w:abstractNum w:abstractNumId="2" w15:restartNumberingAfterBreak="0">
     <w:nsid w:val="0F7F2EAD"/>
     <w:multiLevelType w:val="hybridMultilevel"/>
     <w:tmpl w:val="A0D80C02"/>
@@ -1022,7 +1832,7 @@
       </w:pPr>
     </w:lvl>
   </w:abstractNum>
-  <w:abstractNum w:abstractNumId="2" w15:restartNumberingAfterBreak="0">
+  <w:abstractNum w:abstractNumId="3" w15:restartNumberingAfterBreak="0">
     <w:nsid w:val="1CFF2262"/>
     <w:multiLevelType w:val="hybridMultilevel"/>
     <w:tmpl w:val="A00C7B90"/>
@@ -1135,7 +1945,7 @@
       </w:rPr>
     </w:lvl>
   </w:abstractNum>
-  <w:abstractNum w:abstractNumId="3" w15:restartNumberingAfterBreak="0">
+  <w:abstractNum w:abstractNumId="4" w15:restartNumberingAfterBreak="0">
     <w:nsid w:val="29584AD2"/>
     <w:multiLevelType w:val="hybridMultilevel"/>
     <w:tmpl w:val="18C6B87C"/>
@@ -1224,7 +2034,7 @@
       </w:pPr>
     </w:lvl>
   </w:abstractNum>
-  <w:abstractNum w:abstractNumId="4" w15:restartNumberingAfterBreak="0">
+  <w:abstractNum w:abstractNumId="5" w15:restartNumberingAfterBreak="0">
     <w:nsid w:val="454D64C2"/>
     <w:multiLevelType w:val="hybridMultilevel"/>
     <w:tmpl w:val="5AC49A4A"/>
@@ -1310,7 +2120,7 @@
       </w:pPr>
     </w:lvl>
   </w:abstractNum>
-  <w:abstractNum w:abstractNumId="5" w15:restartNumberingAfterBreak="0">
+  <w:abstractNum w:abstractNumId="6" w15:restartNumberingAfterBreak="0">
     <w:nsid w:val="5EEF39EC"/>
     <w:multiLevelType w:val="hybridMultilevel"/>
     <w:tmpl w:val="929AA81C"/>
@@ -1396,7 +2206,7 @@
       </w:pPr>
     </w:lvl>
   </w:abstractNum>
-  <w:abstractNum w:abstractNumId="6" w15:restartNumberingAfterBreak="0">
+  <w:abstractNum w:abstractNumId="7" w15:restartNumberingAfterBreak="0">
     <w:nsid w:val="60793F8E"/>
     <w:multiLevelType w:val="hybridMultilevel"/>
     <w:tmpl w:val="BD1437BA"/>
@@ -1509,7 +2319,7 @@
       </w:rPr>
     </w:lvl>
   </w:abstractNum>
-  <w:abstractNum w:abstractNumId="7" w15:restartNumberingAfterBreak="0">
+  <w:abstractNum w:abstractNumId="8" w15:restartNumberingAfterBreak="0">
     <w:nsid w:val="770B3824"/>
     <w:multiLevelType w:val="hybridMultilevel"/>
     <w:tmpl w:val="DC38D608"/>
@@ -1622,29 +2432,121 @@
       </w:rPr>
     </w:lvl>
   </w:abstractNum>
-  <w:num w:numId="1" w16cid:durableId="2093815512">
+  <w:abstractNum w:abstractNumId="9" w15:restartNumberingAfterBreak="0">
+    <w:nsid w:val="7AB24791"/>
+    <w:multiLevelType w:val="hybridMultilevel"/>
+    <w:tmpl w:val="A8D09DD8"/>
+    <w:lvl w:ilvl="0" w:tplc="0409000F">
+      <w:start w:val="1"/>
+      <w:numFmt w:val="decimal"/>
+      <w:lvlText w:val="%1."/>
+      <w:lvlJc w:val="left"/>
+      <w:pPr>
+        <w:ind w:left="480" w:hanging="480"/>
+      </w:pPr>
+    </w:lvl>
+    <w:lvl w:ilvl="1" w:tplc="04090019" w:tentative="1">
+      <w:start w:val="1"/>
+      <w:numFmt w:val="ideographTraditional"/>
+      <w:lvlText w:val="%2、"/>
+      <w:lvlJc w:val="left"/>
+      <w:pPr>
+        <w:ind w:left="960" w:hanging="480"/>
+      </w:pPr>
+    </w:lvl>
+    <w:lvl w:ilvl="2" w:tplc="0409001B" w:tentative="1">
+      <w:start w:val="1"/>
+      <w:numFmt w:val="lowerRoman"/>
+      <w:lvlText w:val="%3."/>
+      <w:lvlJc w:val="right"/>
+      <w:pPr>
+        <w:ind w:left="1440" w:hanging="480"/>
+      </w:pPr>
+    </w:lvl>
+    <w:lvl w:ilvl="3" w:tplc="0409000F" w:tentative="1">
+      <w:start w:val="1"/>
+      <w:numFmt w:val="decimal"/>
+      <w:lvlText w:val="%4."/>
+      <w:lvlJc w:val="left"/>
+      <w:pPr>
+        <w:ind w:left="1920" w:hanging="480"/>
+      </w:pPr>
+    </w:lvl>
+    <w:lvl w:ilvl="4" w:tplc="04090019" w:tentative="1">
+      <w:start w:val="1"/>
+      <w:numFmt w:val="ideographTraditional"/>
+      <w:lvlText w:val="%5、"/>
+      <w:lvlJc w:val="left"/>
+      <w:pPr>
+        <w:ind w:left="2400" w:hanging="480"/>
+      </w:pPr>
+    </w:lvl>
+    <w:lvl w:ilvl="5" w:tplc="0409001B" w:tentative="1">
+      <w:start w:val="1"/>
+      <w:numFmt w:val="lowerRoman"/>
+      <w:lvlText w:val="%6."/>
+      <w:lvlJc w:val="right"/>
+      <w:pPr>
+        <w:ind w:left="2880" w:hanging="480"/>
+      </w:pPr>
+    </w:lvl>
+    <w:lvl w:ilvl="6" w:tplc="0409000F" w:tentative="1">
+      <w:start w:val="1"/>
+      <w:numFmt w:val="decimal"/>
+      <w:lvlText w:val="%7."/>
+      <w:lvlJc w:val="left"/>
+      <w:pPr>
+        <w:ind w:left="3360" w:hanging="480"/>
+      </w:pPr>
+    </w:lvl>
+    <w:lvl w:ilvl="7" w:tplc="04090019" w:tentative="1">
+      <w:start w:val="1"/>
+      <w:numFmt w:val="ideographTraditional"/>
+      <w:lvlText w:val="%8、"/>
+      <w:lvlJc w:val="left"/>
+      <w:pPr>
+        <w:ind w:left="3840" w:hanging="480"/>
+      </w:pPr>
+    </w:lvl>
+    <w:lvl w:ilvl="8" w:tplc="0409001B" w:tentative="1">
+      <w:start w:val="1"/>
+      <w:numFmt w:val="lowerRoman"/>
+      <w:lvlText w:val="%9."/>
+      <w:lvlJc w:val="right"/>
+      <w:pPr>
+        <w:ind w:left="4320" w:hanging="480"/>
+      </w:pPr>
+    </w:lvl>
+  </w:abstractNum>
+  <w:num w:numId="1">
+    <w:abstractNumId w:val="7"/>
+  </w:num>
+  <w:num w:numId="2">
+    <w:abstractNumId w:val="3"/>
+  </w:num>
+  <w:num w:numId="3">
+    <w:abstractNumId w:val="0"/>
+  </w:num>
+  <w:num w:numId="4">
+    <w:abstractNumId w:val="4"/>
+  </w:num>
+  <w:num w:numId="5">
+    <w:abstractNumId w:val="5"/>
+  </w:num>
+  <w:num w:numId="6">
+    <w:abstractNumId w:val="8"/>
+  </w:num>
+  <w:num w:numId="7">
+    <w:abstractNumId w:val="2"/>
+  </w:num>
+  <w:num w:numId="8">
     <w:abstractNumId w:val="6"/>
   </w:num>
-  <w:num w:numId="2" w16cid:durableId="773591306">
-    <w:abstractNumId w:val="2"/>
-  </w:num>
-  <w:num w:numId="3" w16cid:durableId="143547998">
-    <w:abstractNumId w:val="0"/>
-  </w:num>
-  <w:num w:numId="4" w16cid:durableId="2024427951">
-    <w:abstractNumId w:val="3"/>
-  </w:num>
-  <w:num w:numId="5" w16cid:durableId="1455559863">
-    <w:abstractNumId w:val="4"/>
-  </w:num>
-  <w:num w:numId="6" w16cid:durableId="211234425">
-    <w:abstractNumId w:val="7"/>
-  </w:num>
-  <w:num w:numId="7" w16cid:durableId="1268002664">
+  <w:num w:numId="9">
     <w:abstractNumId w:val="1"/>
   </w:num>
-  <w:num w:numId="8" w16cid:durableId="1331831962">
-    <w:abstractNumId w:val="5"/>
+  <w:num w:numId="10">
+    <w:abstractNumId w:val="9"/>
   </w:num>
 </w:numbering>
 </file>
@@ -2232,6 +3134,78 @@
       <w:shd w:val="clear" w:color="auto" w:fill="E1DFDD"/>
     </w:rPr>
   </w:style>
+  <w:style w:type="paragraph" w:styleId="ab">
+    <w:name w:val="Note Heading"/>
+    <w:basedOn w:val="a"/>
+    <w:next w:val="a"/>
+    <w:link w:val="ac"/>
+    <w:uiPriority w:val="99"/>
+    <w:unhideWhenUsed/>
+    <w:rsid w:val="008A7F39"/>
+    <w:pPr>
+      <w:jc w:val="center"/>
+    </w:pPr>
+    <w:rPr>
+      <w:sz w:val="32"/>
+      <w:szCs w:val="32"/>
+      <w:bdr w:val="single" w:sz="4" w:space="0" w:color="auto"/>
+    </w:rPr>
+  </w:style>
+  <w:style w:type="character" w:customStyle="1" w:styleId="ac">
+    <w:name w:val="註釋標題 字元"/>
+    <w:basedOn w:val="a0"/>
+    <w:link w:val="ab"/>
+    <w:uiPriority w:val="99"/>
+    <w:rsid w:val="008A7F39"/>
+    <w:rPr>
+      <w:rFonts w:ascii="標楷體" w:eastAsia="標楷體" w:hAnsi="標楷體" w:cs="標楷體"/>
+      <w:color w:val="000000"/>
+      <w:sz w:val="32"/>
+      <w:szCs w:val="32"/>
+      <w:bdr w:val="single" w:sz="4" w:space="0" w:color="auto"/>
+    </w:rPr>
+  </w:style>
+  <w:style w:type="paragraph" w:styleId="ad">
+    <w:name w:val="Closing"/>
+    <w:basedOn w:val="a"/>
+    <w:link w:val="ae"/>
+    <w:uiPriority w:val="99"/>
+    <w:unhideWhenUsed/>
+    <w:rsid w:val="008A7F39"/>
+    <w:pPr>
+      <w:ind w:leftChars="1800" w:left="100"/>
+    </w:pPr>
+    <w:rPr>
+      <w:sz w:val="32"/>
+      <w:szCs w:val="32"/>
+      <w:bdr w:val="single" w:sz="4" w:space="0" w:color="auto"/>
+    </w:rPr>
+  </w:style>
+  <w:style w:type="character" w:customStyle="1" w:styleId="ae">
+    <w:name w:val="結語 字元"/>
+    <w:basedOn w:val="a0"/>
+    <w:link w:val="ad"/>
+    <w:uiPriority w:val="99"/>
+    <w:rsid w:val="008A7F39"/>
+    <w:rPr>
+      <w:rFonts w:ascii="標楷體" w:eastAsia="標楷體" w:hAnsi="標楷體" w:cs="標楷體"/>
+      <w:color w:val="000000"/>
+      <w:sz w:val="32"/>
+      <w:szCs w:val="32"/>
+      <w:bdr w:val="single" w:sz="4" w:space="0" w:color="auto"/>
+    </w:rPr>
+  </w:style>
+  <w:style w:type="character" w:styleId="af">
+    <w:name w:val="Strong"/>
+    <w:basedOn w:val="a0"/>
+    <w:uiPriority w:val="22"/>
+    <w:qFormat/>
+    <w:rsid w:val="009353FF"/>
+    <w:rPr>
+      <w:b/>
+      <w:bCs/>
+    </w:rPr>
+  </w:style>
 </w:styles>
 </file>
 
